--- a/Assets/GDD_May/05_PROGRESSION_SYSTEMS.docx
+++ b/Assets/GDD_May/05_PROGRESSION_SYSTEMS.docx
@@ -14076,155 +14076,6 @@
               <w:right w:val="single" w:color="C8C0DC" w:sz="1"/>
             </w:tcBorders>
             <w:shd w:fill="F0EDF8" w:val="clear"/>
-            <w:tcMar>
-              <w:top w:type="dxa" w:w="70"/>
-              <w:left w:type="dxa" w:w="130"/>
-              <w:bottom w:type="dxa" w:w="70"/>
-              <w:right w:type="dxa" w:w="130"/>
-            </w:tcMar>
-          </w:tcPr>
-          <w:p>
-            <w:pPr>
-              <w:jc w:val="left"/>
-            </w:pPr>
-            <w:r>
-              <w:rPr>
-                <w:rFonts w:ascii="Arial" w:cs="Arial" w:eastAsia="Arial" w:hAnsi="Arial"/>
-                <w:b w:val="false"/>
-                <w:bCs w:val="false"/>
-                <w:i w:val="false"/>
-                <w:iCs w:val="false"/>
-                <w:color w:val="1A1A2E"/>
-                <w:sz w:val="17"/>
-                <w:szCs w:val="17"/>
-              </w:rPr>
-              <w:t xml:space="preserve">🔴 Post-demo</w:t>
-            </w:r>
-          </w:p>
-        </w:tc>
-      </w:tr>
-      <w:tr>
-        <w:trPr>
-          <w:tblHeader w:val="false"/>
-        </w:trPr>
-        <w:tc>
-          <w:tcPr>
-            <w:tcW w:type="dxa" w:w="1800"/>
-            <w:tcBorders>
-              <w:top w:val="single" w:color="C8C0DC" w:sz="1"/>
-              <w:left w:val="single" w:color="C8C0DC" w:sz="1"/>
-              <w:bottom w:val="single" w:color="C8C0DC" w:sz="1"/>
-              <w:right w:val="single" w:color="C8C0DC" w:sz="1"/>
-            </w:tcBorders>
-            <w:shd w:fill="FAFAFA" w:val="clear"/>
-            <w:tcMar>
-              <w:top w:type="dxa" w:w="70"/>
-              <w:left w:type="dxa" w:w="130"/>
-              <w:bottom w:type="dxa" w:w="70"/>
-              <w:right w:type="dxa" w:w="130"/>
-            </w:tcMar>
-          </w:tcPr>
-          <w:p>
-            <w:pPr>
-              <w:jc w:val="left"/>
-            </w:pPr>
-            <w:r>
-              <w:rPr>
-                <w:rFonts w:ascii="Arial" w:cs="Arial" w:eastAsia="Arial" w:hAnsi="Arial"/>
-                <w:b w:val="false"/>
-                <w:bCs w:val="false"/>
-                <w:i w:val="false"/>
-                <w:iCs w:val="false"/>
-                <w:color w:val="4A3F6B"/>
-                <w:sz w:val="17"/>
-                <w:szCs w:val="17"/>
-              </w:rPr>
-              <w:t xml:space="preserve">Calming Touch</w:t>
-            </w:r>
-          </w:p>
-        </w:tc>
-        <w:tc>
-          <w:tcPr>
-            <w:tcW w:type="dxa" w:w="2800"/>
-            <w:tcBorders>
-              <w:top w:val="single" w:color="C8C0DC" w:sz="1"/>
-              <w:left w:val="single" w:color="C8C0DC" w:sz="1"/>
-              <w:bottom w:val="single" w:color="C8C0DC" w:sz="1"/>
-              <w:right w:val="single" w:color="C8C0DC" w:sz="1"/>
-            </w:tcBorders>
-            <w:shd w:fill="FAFAFA" w:val="clear"/>
-            <w:tcMar>
-              <w:top w:type="dxa" w:w="70"/>
-              <w:left w:type="dxa" w:w="130"/>
-              <w:bottom w:type="dxa" w:w="70"/>
-              <w:right w:type="dxa" w:w="130"/>
-            </w:tcMar>
-          </w:tcPr>
-          <w:p>
-            <w:pPr>
-              <w:jc w:val="left"/>
-            </w:pPr>
-            <w:r>
-              <w:rPr>
-                <w:rFonts w:ascii="Arial" w:cs="Arial" w:eastAsia="Arial" w:hAnsi="Arial"/>
-                <w:b w:val="false"/>
-                <w:bCs w:val="false"/>
-                <w:i w:val="false"/>
-                <w:iCs w:val="false"/>
-                <w:color w:val="1A1A2E"/>
-                <w:sz w:val="17"/>
-                <w:szCs w:val="17"/>
-              </w:rPr>
-              <w:t xml:space="preserve">Successfully persuade any 3 non-boss enemies</w:t>
-            </w:r>
-          </w:p>
-        </w:tc>
-        <w:tc>
-          <w:tcPr>
-            <w:tcW w:type="dxa" w:w="3000"/>
-            <w:tcBorders>
-              <w:top w:val="single" w:color="C8C0DC" w:sz="1"/>
-              <w:left w:val="single" w:color="C8C0DC" w:sz="1"/>
-              <w:bottom w:val="single" w:color="C8C0DC" w:sz="1"/>
-              <w:right w:val="single" w:color="C8C0DC" w:sz="1"/>
-            </w:tcBorders>
-            <w:shd w:fill="FAFAFA" w:val="clear"/>
-            <w:tcMar>
-              <w:top w:type="dxa" w:w="70"/>
-              <w:left w:type="dxa" w:w="130"/>
-              <w:bottom w:type="dxa" w:w="70"/>
-              <w:right w:type="dxa" w:w="130"/>
-            </w:tcMar>
-          </w:tcPr>
-          <w:p>
-            <w:pPr>
-              <w:jc w:val="left"/>
-            </w:pPr>
-            <w:r>
-              <w:rPr>
-                <w:rFonts w:ascii="Arial" w:cs="Arial" w:eastAsia="Arial" w:hAnsi="Arial"/>
-                <w:b w:val="false"/>
-                <w:bCs w:val="false"/>
-                <w:i w:val="false"/>
-                <w:iCs w:val="false"/>
-                <w:color w:val="1A1A2E"/>
-                <w:sz w:val="17"/>
-                <w:szCs w:val="17"/>
-              </w:rPr>
-              <w:t xml:space="preserve">Once per combat encounter: pressing Q while in human form sends a brief pulse — pauses one enemy's attack telegraph for 1.5 seconds</w:t>
-            </w:r>
-          </w:p>
-        </w:tc>
-        <w:tc>
-          <w:tcPr>
-            <w:tcW w:type="dxa" w:w="1760"/>
-            <w:tcBorders>
-              <w:top w:val="single" w:color="C8C0DC" w:sz="1"/>
-              <w:left w:val="single" w:color="C8C0DC" w:sz="1"/>
-              <w:bottom w:val="single" w:color="C8C0DC" w:sz="1"/>
-              <w:right w:val="single" w:color="C8C0DC" w:sz="1"/>
-            </w:tcBorders>
-            <w:shd w:fill="FAFAFA" w:val="clear"/>
             <w:tcMar>
               <w:top w:type="dxa" w:w="70"/>
               <w:left w:type="dxa" w:w="130"/>
